--- a/rapports/2026-06-06/EQ10/EQ10_sup_v2/DR_081203020002/83-94-04-51.docx
+++ b/rapports/2026-06-06/EQ10/EQ10_sup_v2/DR_081203020002/83-94-04-51.docx
@@ -297,7 +297,7 @@
           <w:color w:val="1F6FEB"/>
           <w:sz w:val="22"/>
         </w:rPr>
-        <w:t>⚠ INCOHÉRENCES À CORRIGER (99)</w:t>
+        <w:t>⚠ INCOHÉRENCES À CORRIGER (89)</w:t>
       </w:r>
     </w:p>
     <w:tbl>
@@ -904,7 +904,7 @@
                 <w:color w:val="16A34A"/>
                 <w:sz w:val="16"/>
               </w:rPr>
-              <w:t>—</w:t>
+              <w:t>s02q33, s01q00b</w:t>
             </w:r>
           </w:p>
         </w:tc>
@@ -935,7 +935,7 @@
                 <w:i w:val="0"/>
                 <w:sz w:val="17"/>
               </w:rPr>
-              <w:t>Incohérence!!! seulement les écoles privées paient les frais de scolarité (y compris les frais d'inscription).</w:t>
+              <w:t>Incoherent!!! La dernière fois que MBENE FALL a  fréquenté l'école est 9999.</w:t>
             </w:r>
           </w:p>
         </w:tc>
@@ -994,7 +994,7 @@
                 <w:color w:val="16A34A"/>
                 <w:sz w:val="16"/>
               </w:rPr>
-              <w:t>s01q32, s01q36, s01q38, s04q37_modif, s02q33, s02q34, s01q00b</w:t>
+              <w:t>s02q33, s01q00b</w:t>
             </w:r>
           </w:p>
         </w:tc>
@@ -1025,7 +1025,7 @@
                 <w:i w:val="0"/>
                 <w:sz w:val="17"/>
               </w:rPr>
-              <w:t>Peu probable!!! Vu l'âge (13 ans) de AWA SOW ou l'année à laquelle AWA SOW a fréquenté l'école pour la dernière fois (.) le dernier diplome de AWA SOW ne peut être le Certificat d'études primaires (CEP), prière de corriger cette incohérence ou confirmer avec le QG.</w:t>
+              <w:t>Incoherent!!! La dernière fois que NGOUYE DIAW a  fréquenté l'école est 9999.</w:t>
             </w:r>
           </w:p>
         </w:tc>
@@ -1084,7 +1084,7 @@
                 <w:color w:val="16A34A"/>
                 <w:sz w:val="16"/>
               </w:rPr>
-              <w:t>s01q32, s01q36, s01q38, s04q37_modif, s02q33, s02q34, s01q00b</w:t>
+              <w:t>—</w:t>
             </w:r>
           </w:p>
         </w:tc>
@@ -1115,7 +1115,7 @@
                 <w:i w:val="0"/>
                 <w:sz w:val="17"/>
               </w:rPr>
-              <w:t>Peu probable!!! Vu l'âge (16 ans) de IBRAHIMA DIALLO SECK ou l'année à laquelle IBRAHIMA DIALLO SECK a fréquenté l'école pour la dernière fois (.) le dernier diplome de IBRAHIMA DIALLO SECK ne peut être le Certificat d'études primaires (CEP), prière de corriger cette incohérence ou confirmer avec le QG.</w:t>
+              <w:t>Incohérent!! Le niveau d'instruction déclaré par l'un des enfants (Primaire) au niveau de la section 1 de LABA SECK diffère de celui donné par LABA SECK lui-même qui affirme ne pas avoir frequenté l'école formelle.</w:t>
             </w:r>
           </w:p>
         </w:tc>
@@ -1174,7 +1174,7 @@
                 <w:color w:val="16A34A"/>
                 <w:sz w:val="16"/>
               </w:rPr>
-              <w:t>s02q33, s01q00b</w:t>
+              <w:t>s01q32, s01q36, s01q38, s04q37_modif, s02q33, s02q34, s01q00b</w:t>
             </w:r>
           </w:p>
         </w:tc>
@@ -1205,7 +1205,7 @@
                 <w:i w:val="0"/>
                 <w:sz w:val="17"/>
               </w:rPr>
-              <w:t>Incoherent!!! La dernière fois que MBENE FALL a  fréquenté l'école est 9999.</w:t>
+              <w:t>Peu probable!!! Vu l'âge (13 ans) de AWA SOW ou l'année à laquelle AWA SOW a fréquenté l'école pour la dernière fois (.) le dernier diplome de AWA SOW ne peut être le Certificat d'études primaires (CEP), prière de corriger cette incohérence ou confirmer avec le QG.</w:t>
             </w:r>
           </w:p>
         </w:tc>
@@ -1264,7 +1264,7 @@
                 <w:color w:val="16A34A"/>
                 <w:sz w:val="16"/>
               </w:rPr>
-              <w:t>s02q33, s01q00b</w:t>
+              <w:t>s01q32, s01q36, s01q38, s04q37_modif, s02q33, s02q34, s01q00b</w:t>
             </w:r>
           </w:p>
         </w:tc>
@@ -1295,7 +1295,7 @@
                 <w:i w:val="0"/>
                 <w:sz w:val="17"/>
               </w:rPr>
-              <w:t>Incoherent!!! La dernière fois que NGOUYE DIAW a  fréquenté l'école est 9999.</w:t>
+              <w:t>Peu probable!!! Vu l'âge (16 ans) de IBRAHIMA DIALLO SECK ou l'année à laquelle IBRAHIMA DIALLO SECK a fréquenté l'école pour la dernière fois (.) le dernier diplome de IBRAHIMA DIALLO SECK ne peut être le Certificat d'études primaires (CEP), prière de corriger cette incohérence ou confirmer avec le QG.</w:t>
             </w:r>
           </w:p>
         </w:tc>
@@ -1328,6 +1328,906 @@
                 <w:i w:val="0"/>
                 <w:sz w:val="16"/>
               </w:rPr>
+              <w:t>S03</w:t>
+              <w:br/>
+            </w:r>
+            <w:r>
+              <w:rPr>
+                <w:b w:val="0"/>
+                <w:i w:val="0"/>
+                <w:color w:val="64748B"/>
+                <w:sz w:val="14"/>
+              </w:rPr>
+              <w:t>Santé</w:t>
+            </w:r>
+          </w:p>
+        </w:tc>
+        <w:tc>
+          <w:tcPr>
+            <w:tcW w:type="dxa" w:w="1531"/>
+          </w:tcPr>
+          <w:p>
+            <w:r>
+              <w:rPr>
+                <w:b/>
+                <w:i w:val="0"/>
+                <w:color w:val="16A34A"/>
+                <w:sz w:val="16"/>
+              </w:rPr>
+              <w:t>—</w:t>
+            </w:r>
+          </w:p>
+        </w:tc>
+        <w:tc>
+          <w:tcPr>
+            <w:tcW w:type="dxa" w:w="1191"/>
+          </w:tcPr>
+          <w:p>
+            <w:r>
+              <w:rPr>
+                <w:b w:val="0"/>
+                <w:i w:val="0"/>
+                <w:color w:val="64748B"/>
+                <w:sz w:val="16"/>
+              </w:rPr>
+              <w:t>GT-CQ</w:t>
+            </w:r>
+          </w:p>
+        </w:tc>
+        <w:tc>
+          <w:tcPr>
+            <w:tcW w:type="dxa" w:w="4706"/>
+          </w:tcPr>
+          <w:p>
+            <w:r>
+              <w:rPr>
+                <w:b w:val="0"/>
+                <w:i w:val="0"/>
+                <w:sz w:val="17"/>
+              </w:rPr>
+              <w:t>Incohérent !!! SERIGNE BABACAR SECK s'est consulté la première fois pour cette maladie (Toux, rhume, grippe) chez un médecin généraliste et vous dites que  SERIGNE BABACAR SECK n'est pas concerné par le montant des frais de consultation d'un médecin généraliste (3.14=9999).</w:t>
+            </w:r>
+          </w:p>
+        </w:tc>
+      </w:tr>
+      <w:tr>
+        <w:tc>
+          <w:tcPr>
+            <w:tcW w:type="dxa" w:w="964"/>
+          </w:tcPr>
+          <w:p>
+            <w:r>
+              <w:rPr>
+                <w:b/>
+                <w:i w:val="0"/>
+                <w:color w:val="DC2626"/>
+                <w:sz w:val="16"/>
+              </w:rPr>
+              <w:t>Haute</w:t>
+            </w:r>
+          </w:p>
+        </w:tc>
+        <w:tc>
+          <w:tcPr>
+            <w:tcW w:type="dxa" w:w="1247"/>
+          </w:tcPr>
+          <w:p>
+            <w:r>
+              <w:rPr>
+                <w:b/>
+                <w:i w:val="0"/>
+                <w:sz w:val="16"/>
+              </w:rPr>
+              <w:t>S03</w:t>
+              <w:br/>
+            </w:r>
+            <w:r>
+              <w:rPr>
+                <w:b w:val="0"/>
+                <w:i w:val="0"/>
+                <w:color w:val="64748B"/>
+                <w:sz w:val="14"/>
+              </w:rPr>
+              <w:t>Santé</w:t>
+            </w:r>
+          </w:p>
+        </w:tc>
+        <w:tc>
+          <w:tcPr>
+            <w:tcW w:type="dxa" w:w="1531"/>
+          </w:tcPr>
+          <w:p>
+            <w:r>
+              <w:rPr>
+                <w:b/>
+                <w:i w:val="0"/>
+                <w:color w:val="16A34A"/>
+                <w:sz w:val="16"/>
+              </w:rPr>
+              <w:t>—</w:t>
+            </w:r>
+          </w:p>
+        </w:tc>
+        <w:tc>
+          <w:tcPr>
+            <w:tcW w:type="dxa" w:w="1191"/>
+          </w:tcPr>
+          <w:p>
+            <w:r>
+              <w:rPr>
+                <w:b w:val="0"/>
+                <w:i w:val="0"/>
+                <w:color w:val="64748B"/>
+                <w:sz w:val="16"/>
+              </w:rPr>
+              <w:t>GT-CQ</w:t>
+            </w:r>
+          </w:p>
+        </w:tc>
+        <w:tc>
+          <w:tcPr>
+            <w:tcW w:type="dxa" w:w="4706"/>
+          </w:tcPr>
+          <w:p>
+            <w:r>
+              <w:rPr>
+                <w:b w:val="0"/>
+                <w:i w:val="0"/>
+                <w:sz w:val="17"/>
+              </w:rPr>
+              <w:t>Prière de verifier cette incohérence auprès de l'enquêté ou confirmer.</w:t>
+            </w:r>
+          </w:p>
+        </w:tc>
+      </w:tr>
+      <w:tr>
+        <w:tc>
+          <w:tcPr>
+            <w:tcW w:type="dxa" w:w="964"/>
+          </w:tcPr>
+          <w:p>
+            <w:r>
+              <w:rPr>
+                <w:b/>
+                <w:i w:val="0"/>
+                <w:color w:val="DC2626"/>
+                <w:sz w:val="16"/>
+              </w:rPr>
+              <w:t>Haute</w:t>
+            </w:r>
+          </w:p>
+        </w:tc>
+        <w:tc>
+          <w:tcPr>
+            <w:tcW w:type="dxa" w:w="1247"/>
+          </w:tcPr>
+          <w:p>
+            <w:r>
+              <w:rPr>
+                <w:b/>
+                <w:i w:val="0"/>
+                <w:sz w:val="16"/>
+              </w:rPr>
+              <w:t>S03</w:t>
+              <w:br/>
+            </w:r>
+            <w:r>
+              <w:rPr>
+                <w:b w:val="0"/>
+                <w:i w:val="0"/>
+                <w:color w:val="64748B"/>
+                <w:sz w:val="14"/>
+              </w:rPr>
+              <w:t>Santé</w:t>
+            </w:r>
+          </w:p>
+        </w:tc>
+        <w:tc>
+          <w:tcPr>
+            <w:tcW w:type="dxa" w:w="1531"/>
+          </w:tcPr>
+          <w:p>
+            <w:r>
+              <w:rPr>
+                <w:b/>
+                <w:i w:val="0"/>
+                <w:color w:val="16A34A"/>
+                <w:sz w:val="16"/>
+              </w:rPr>
+              <w:t>—</w:t>
+            </w:r>
+          </w:p>
+        </w:tc>
+        <w:tc>
+          <w:tcPr>
+            <w:tcW w:type="dxa" w:w="1191"/>
+          </w:tcPr>
+          <w:p>
+            <w:r>
+              <w:rPr>
+                <w:b w:val="0"/>
+                <w:i w:val="0"/>
+                <w:color w:val="64748B"/>
+                <w:sz w:val="16"/>
+              </w:rPr>
+              <w:t>GT-CQ</w:t>
+            </w:r>
+          </w:p>
+        </w:tc>
+        <w:tc>
+          <w:tcPr>
+            <w:tcW w:type="dxa" w:w="4706"/>
+          </w:tcPr>
+          <w:p>
+            <w:r>
+              <w:rPr>
+                <w:b w:val="0"/>
+                <w:i w:val="0"/>
+                <w:sz w:val="17"/>
+              </w:rPr>
+              <w:t>Incohérent !!! THIANE SECK s'est consulté la première fois pour cette maladie (Diarrhée) chez un médecin spécialiste et vous dites que  THIANE SECK n'est pas concerné par le montant des frais de consultation d'un médecin spécialiste (3.15=9999).</w:t>
+            </w:r>
+          </w:p>
+        </w:tc>
+      </w:tr>
+      <w:tr>
+        <w:tc>
+          <w:tcPr>
+            <w:tcW w:type="dxa" w:w="964"/>
+          </w:tcPr>
+          <w:p>
+            <w:r>
+              <w:rPr>
+                <w:b/>
+                <w:i w:val="0"/>
+                <w:color w:val="EA580C"/>
+                <w:sz w:val="16"/>
+              </w:rPr>
+              <w:t>Moyenne</w:t>
+            </w:r>
+          </w:p>
+        </w:tc>
+        <w:tc>
+          <w:tcPr>
+            <w:tcW w:type="dxa" w:w="1247"/>
+          </w:tcPr>
+          <w:p>
+            <w:r>
+              <w:rPr>
+                <w:b/>
+                <w:i w:val="0"/>
+                <w:sz w:val="16"/>
+              </w:rPr>
+              <w:t>S00</w:t>
+              <w:br/>
+            </w:r>
+            <w:r>
+              <w:rPr>
+                <w:b w:val="0"/>
+                <w:i w:val="0"/>
+                <w:color w:val="64748B"/>
+                <w:sz w:val="14"/>
+              </w:rPr>
+              <w:t>Identification</w:t>
+            </w:r>
+          </w:p>
+        </w:tc>
+        <w:tc>
+          <w:tcPr>
+            <w:tcW w:type="dxa" w:w="1531"/>
+          </w:tcPr>
+          <w:p>
+            <w:r>
+              <w:rPr>
+                <w:b/>
+                <w:i w:val="0"/>
+                <w:color w:val="16A34A"/>
+                <w:sz w:val="16"/>
+              </w:rPr>
+              <w:t>s00q27</w:t>
+            </w:r>
+          </w:p>
+        </w:tc>
+        <w:tc>
+          <w:tcPr>
+            <w:tcW w:type="dxa" w:w="1191"/>
+          </w:tcPr>
+          <w:p>
+            <w:r>
+              <w:rPr>
+                <w:b w:val="0"/>
+                <w:i w:val="0"/>
+                <w:color w:val="64748B"/>
+                <w:sz w:val="16"/>
+              </w:rPr>
+              <w:t>GT-CQ</w:t>
+            </w:r>
+          </w:p>
+        </w:tc>
+        <w:tc>
+          <w:tcPr>
+            <w:tcW w:type="dxa" w:w="4706"/>
+          </w:tcPr>
+          <w:p>
+            <w:r>
+              <w:rPr>
+                <w:b w:val="0"/>
+                <w:i w:val="0"/>
+                <w:sz w:val="17"/>
+              </w:rPr>
+              <w:t>Le questionnaire semble ne pas être complètement fini mais le questionnaire est en statut complet, prière de compléter le questionnaire.</w:t>
+            </w:r>
+          </w:p>
+        </w:tc>
+      </w:tr>
+      <w:tr>
+        <w:tc>
+          <w:tcPr>
+            <w:tcW w:type="dxa" w:w="964"/>
+          </w:tcPr>
+          <w:p>
+            <w:r>
+              <w:rPr>
+                <w:b/>
+                <w:i w:val="0"/>
+                <w:color w:val="EA580C"/>
+                <w:sz w:val="16"/>
+              </w:rPr>
+              <w:t>Moyenne</w:t>
+            </w:r>
+          </w:p>
+        </w:tc>
+        <w:tc>
+          <w:tcPr>
+            <w:tcW w:type="dxa" w:w="1247"/>
+          </w:tcPr>
+          <w:p>
+            <w:r>
+              <w:rPr>
+                <w:b/>
+                <w:i w:val="0"/>
+                <w:sz w:val="16"/>
+              </w:rPr>
+              <w:t>S00</w:t>
+              <w:br/>
+            </w:r>
+            <w:r>
+              <w:rPr>
+                <w:b w:val="0"/>
+                <w:i w:val="0"/>
+                <w:color w:val="64748B"/>
+                <w:sz w:val="14"/>
+              </w:rPr>
+              <w:t>Identification</w:t>
+            </w:r>
+          </w:p>
+        </w:tc>
+        <w:tc>
+          <w:tcPr>
+            <w:tcW w:type="dxa" w:w="1531"/>
+          </w:tcPr>
+          <w:p>
+            <w:r>
+              <w:rPr>
+                <w:b/>
+                <w:i w:val="0"/>
+                <w:color w:val="16A34A"/>
+                <w:sz w:val="16"/>
+              </w:rPr>
+              <w:t>—</w:t>
+            </w:r>
+          </w:p>
+        </w:tc>
+        <w:tc>
+          <w:tcPr>
+            <w:tcW w:type="dxa" w:w="1191"/>
+          </w:tcPr>
+          <w:p>
+            <w:r>
+              <w:rPr>
+                <w:b w:val="0"/>
+                <w:i w:val="0"/>
+                <w:color w:val="64748B"/>
+                <w:sz w:val="16"/>
+              </w:rPr>
+              <w:t>GT-CQ</w:t>
+            </w:r>
+          </w:p>
+        </w:tc>
+        <w:tc>
+          <w:tcPr>
+            <w:tcW w:type="dxa" w:w="4706"/>
+          </w:tcPr>
+          <w:p>
+            <w:r>
+              <w:rPr>
+                <w:b w:val="0"/>
+                <w:i w:val="0"/>
+                <w:sz w:val="17"/>
+              </w:rPr>
+              <w:t>L'adresse ou la localisation du ménage doit être bien renseignée, ne doit pas contenir des numéros de téléphone et elle semble courte pour être une adresse.</w:t>
+            </w:r>
+          </w:p>
+        </w:tc>
+      </w:tr>
+      <w:tr>
+        <w:tc>
+          <w:tcPr>
+            <w:tcW w:type="dxa" w:w="964"/>
+          </w:tcPr>
+          <w:p>
+            <w:r>
+              <w:rPr>
+                <w:b/>
+                <w:i w:val="0"/>
+                <w:color w:val="EA580C"/>
+                <w:sz w:val="16"/>
+              </w:rPr>
+              <w:t>Moyenne</w:t>
+            </w:r>
+          </w:p>
+        </w:tc>
+        <w:tc>
+          <w:tcPr>
+            <w:tcW w:type="dxa" w:w="1247"/>
+          </w:tcPr>
+          <w:p>
+            <w:r>
+              <w:rPr>
+                <w:b/>
+                <w:i w:val="0"/>
+                <w:sz w:val="16"/>
+              </w:rPr>
+              <w:t>S00</w:t>
+              <w:br/>
+            </w:r>
+            <w:r>
+              <w:rPr>
+                <w:b w:val="0"/>
+                <w:i w:val="0"/>
+                <w:color w:val="64748B"/>
+                <w:sz w:val="14"/>
+              </w:rPr>
+              <w:t>Identification</w:t>
+            </w:r>
+          </w:p>
+        </w:tc>
+        <w:tc>
+          <w:tcPr>
+            <w:tcW w:type="dxa" w:w="1531"/>
+          </w:tcPr>
+          <w:p>
+            <w:r>
+              <w:rPr>
+                <w:b/>
+                <w:i w:val="0"/>
+                <w:color w:val="16A34A"/>
+                <w:sz w:val="16"/>
+              </w:rPr>
+              <w:t>—</w:t>
+            </w:r>
+          </w:p>
+        </w:tc>
+        <w:tc>
+          <w:tcPr>
+            <w:tcW w:type="dxa" w:w="1191"/>
+          </w:tcPr>
+          <w:p>
+            <w:r>
+              <w:rPr>
+                <w:b w:val="0"/>
+                <w:i w:val="0"/>
+                <w:color w:val="64748B"/>
+                <w:sz w:val="16"/>
+              </w:rPr>
+              <w:t>GT-CQ</w:t>
+            </w:r>
+          </w:p>
+        </w:tc>
+        <w:tc>
+          <w:tcPr>
+            <w:tcW w:type="dxa" w:w="4706"/>
+          </w:tcPr>
+          <w:p>
+            <w:r>
+              <w:rPr>
+                <w:b w:val="0"/>
+                <w:i w:val="0"/>
+                <w:sz w:val="17"/>
+              </w:rPr>
+              <w:t>Prière de renseigner la bonne adresse.</w:t>
+            </w:r>
+          </w:p>
+        </w:tc>
+      </w:tr>
+      <w:tr>
+        <w:tc>
+          <w:tcPr>
+            <w:tcW w:type="dxa" w:w="964"/>
+          </w:tcPr>
+          <w:p>
+            <w:r>
+              <w:rPr>
+                <w:b/>
+                <w:i w:val="0"/>
+                <w:color w:val="EA580C"/>
+                <w:sz w:val="16"/>
+              </w:rPr>
+              <w:t>Moyenne</w:t>
+            </w:r>
+          </w:p>
+        </w:tc>
+        <w:tc>
+          <w:tcPr>
+            <w:tcW w:type="dxa" w:w="1247"/>
+          </w:tcPr>
+          <w:p>
+            <w:r>
+              <w:rPr>
+                <w:b/>
+                <w:i w:val="0"/>
+                <w:sz w:val="16"/>
+              </w:rPr>
+              <w:t>S01</w:t>
+              <w:br/>
+            </w:r>
+            <w:r>
+              <w:rPr>
+                <w:b w:val="0"/>
+                <w:i w:val="0"/>
+                <w:color w:val="64748B"/>
+                <w:sz w:val="14"/>
+              </w:rPr>
+              <w:t>Démographie</w:t>
+            </w:r>
+          </w:p>
+        </w:tc>
+        <w:tc>
+          <w:tcPr>
+            <w:tcW w:type="dxa" w:w="1531"/>
+          </w:tcPr>
+          <w:p>
+            <w:r>
+              <w:rPr>
+                <w:b/>
+                <w:i w:val="0"/>
+                <w:color w:val="16A34A"/>
+                <w:sz w:val="16"/>
+              </w:rPr>
+              <w:t>s01q00</w:t>
+            </w:r>
+          </w:p>
+        </w:tc>
+        <w:tc>
+          <w:tcPr>
+            <w:tcW w:type="dxa" w:w="1191"/>
+          </w:tcPr>
+          <w:p>
+            <w:r>
+              <w:rPr>
+                <w:b w:val="0"/>
+                <w:i w:val="0"/>
+                <w:color w:val="64748B"/>
+                <w:sz w:val="16"/>
+              </w:rPr>
+              <w:t>GT-CQ</w:t>
+            </w:r>
+          </w:p>
+        </w:tc>
+        <w:tc>
+          <w:tcPr>
+            <w:tcW w:type="dxa" w:w="4706"/>
+          </w:tcPr>
+          <w:p>
+            <w:r>
+              <w:rPr>
+                <w:b w:val="0"/>
+                <w:i w:val="0"/>
+                <w:sz w:val="17"/>
+              </w:rPr>
+              <w:t>Attention ! Vous avez déclaré en s01q00 que le répondant est la personne elle-même, or IBRAHIMA SECK est trop jeune (9 ans) pour fournir des informations correctes.</w:t>
+            </w:r>
+          </w:p>
+        </w:tc>
+      </w:tr>
+      <w:tr>
+        <w:tc>
+          <w:tcPr>
+            <w:tcW w:type="dxa" w:w="964"/>
+          </w:tcPr>
+          <w:p>
+            <w:r>
+              <w:rPr>
+                <w:b/>
+                <w:i w:val="0"/>
+                <w:color w:val="EA580C"/>
+                <w:sz w:val="16"/>
+              </w:rPr>
+              <w:t>Moyenne</w:t>
+            </w:r>
+          </w:p>
+        </w:tc>
+        <w:tc>
+          <w:tcPr>
+            <w:tcW w:type="dxa" w:w="1247"/>
+          </w:tcPr>
+          <w:p>
+            <w:r>
+              <w:rPr>
+                <w:b/>
+                <w:i w:val="0"/>
+                <w:sz w:val="16"/>
+              </w:rPr>
+              <w:t>S01</w:t>
+              <w:br/>
+            </w:r>
+            <w:r>
+              <w:rPr>
+                <w:b w:val="0"/>
+                <w:i w:val="0"/>
+                <w:color w:val="64748B"/>
+                <w:sz w:val="14"/>
+              </w:rPr>
+              <w:t>Démographie</w:t>
+            </w:r>
+          </w:p>
+        </w:tc>
+        <w:tc>
+          <w:tcPr>
+            <w:tcW w:type="dxa" w:w="1531"/>
+          </w:tcPr>
+          <w:p>
+            <w:r>
+              <w:rPr>
+                <w:b/>
+                <w:i w:val="0"/>
+                <w:color w:val="16A34A"/>
+                <w:sz w:val="16"/>
+              </w:rPr>
+              <w:t>—</w:t>
+            </w:r>
+          </w:p>
+        </w:tc>
+        <w:tc>
+          <w:tcPr>
+            <w:tcW w:type="dxa" w:w="1191"/>
+          </w:tcPr>
+          <w:p>
+            <w:r>
+              <w:rPr>
+                <w:b w:val="0"/>
+                <w:i w:val="0"/>
+                <w:color w:val="64748B"/>
+                <w:sz w:val="16"/>
+              </w:rPr>
+              <w:t>GT-CQ</w:t>
+            </w:r>
+          </w:p>
+        </w:tc>
+        <w:tc>
+          <w:tcPr>
+            <w:tcW w:type="dxa" w:w="4706"/>
+          </w:tcPr>
+          <w:p>
+            <w:r>
+              <w:rPr>
+                <w:b w:val="0"/>
+                <w:i w:val="0"/>
+                <w:sz w:val="17"/>
+              </w:rPr>
+              <w:t>Prière de refaire la section 1 pour IBRAHIMA SECK en demandant à un adulte de répondre aux questions à sa place.</w:t>
+            </w:r>
+          </w:p>
+        </w:tc>
+      </w:tr>
+      <w:tr>
+        <w:tc>
+          <w:tcPr>
+            <w:tcW w:type="dxa" w:w="964"/>
+          </w:tcPr>
+          <w:p>
+            <w:r>
+              <w:rPr>
+                <w:b/>
+                <w:i w:val="0"/>
+                <w:color w:val="EA580C"/>
+                <w:sz w:val="16"/>
+              </w:rPr>
+              <w:t>Moyenne</w:t>
+            </w:r>
+          </w:p>
+        </w:tc>
+        <w:tc>
+          <w:tcPr>
+            <w:tcW w:type="dxa" w:w="1247"/>
+          </w:tcPr>
+          <w:p>
+            <w:r>
+              <w:rPr>
+                <w:b/>
+                <w:i w:val="0"/>
+                <w:sz w:val="16"/>
+              </w:rPr>
+              <w:t>S01</w:t>
+              <w:br/>
+            </w:r>
+            <w:r>
+              <w:rPr>
+                <w:b w:val="0"/>
+                <w:i w:val="0"/>
+                <w:color w:val="64748B"/>
+                <w:sz w:val="14"/>
+              </w:rPr>
+              <w:t>Démographie</w:t>
+            </w:r>
+          </w:p>
+        </w:tc>
+        <w:tc>
+          <w:tcPr>
+            <w:tcW w:type="dxa" w:w="1531"/>
+          </w:tcPr>
+          <w:p>
+            <w:r>
+              <w:rPr>
+                <w:b/>
+                <w:i w:val="0"/>
+                <w:color w:val="16A34A"/>
+                <w:sz w:val="16"/>
+              </w:rPr>
+              <w:t>—</w:t>
+            </w:r>
+          </w:p>
+        </w:tc>
+        <w:tc>
+          <w:tcPr>
+            <w:tcW w:type="dxa" w:w="1191"/>
+          </w:tcPr>
+          <w:p>
+            <w:r>
+              <w:rPr>
+                <w:b w:val="0"/>
+                <w:i w:val="0"/>
+                <w:color w:val="64748B"/>
+                <w:sz w:val="16"/>
+              </w:rPr>
+              <w:t>GT-CQ</w:t>
+            </w:r>
+          </w:p>
+        </w:tc>
+        <w:tc>
+          <w:tcPr>
+            <w:tcW w:type="dxa" w:w="4706"/>
+          </w:tcPr>
+          <w:p>
+            <w:r>
+              <w:rPr>
+                <w:b w:val="0"/>
+                <w:i w:val="0"/>
+                <w:sz w:val="17"/>
+              </w:rPr>
+              <w:t>Prière de verifier l'information donnée par SERIGNE BABACAR SECK ou corriger au niveau de la section 1.</w:t>
+            </w:r>
+          </w:p>
+        </w:tc>
+      </w:tr>
+      <w:tr>
+        <w:tc>
+          <w:tcPr>
+            <w:tcW w:type="dxa" w:w="964"/>
+          </w:tcPr>
+          <w:p>
+            <w:r>
+              <w:rPr>
+                <w:b/>
+                <w:i w:val="0"/>
+                <w:color w:val="EA580C"/>
+                <w:sz w:val="16"/>
+              </w:rPr>
+              <w:t>Moyenne</w:t>
+            </w:r>
+          </w:p>
+        </w:tc>
+        <w:tc>
+          <w:tcPr>
+            <w:tcW w:type="dxa" w:w="1247"/>
+          </w:tcPr>
+          <w:p>
+            <w:r>
+              <w:rPr>
+                <w:b/>
+                <w:i w:val="0"/>
+                <w:sz w:val="16"/>
+              </w:rPr>
+              <w:t>S01</w:t>
+              <w:br/>
+            </w:r>
+            <w:r>
+              <w:rPr>
+                <w:b w:val="0"/>
+                <w:i w:val="0"/>
+                <w:color w:val="64748B"/>
+                <w:sz w:val="14"/>
+              </w:rPr>
+              <w:t>Démographie</w:t>
+            </w:r>
+          </w:p>
+        </w:tc>
+        <w:tc>
+          <w:tcPr>
+            <w:tcW w:type="dxa" w:w="1531"/>
+          </w:tcPr>
+          <w:p>
+            <w:r>
+              <w:rPr>
+                <w:b/>
+                <w:i w:val="0"/>
+                <w:color w:val="16A34A"/>
+                <w:sz w:val="16"/>
+              </w:rPr>
+              <w:t>—</w:t>
+            </w:r>
+          </w:p>
+        </w:tc>
+        <w:tc>
+          <w:tcPr>
+            <w:tcW w:type="dxa" w:w="1191"/>
+          </w:tcPr>
+          <w:p>
+            <w:r>
+              <w:rPr>
+                <w:b w:val="0"/>
+                <w:i w:val="0"/>
+                <w:color w:val="64748B"/>
+                <w:sz w:val="16"/>
+              </w:rPr>
+              <w:t>GT-CQ</w:t>
+            </w:r>
+          </w:p>
+        </w:tc>
+        <w:tc>
+          <w:tcPr>
+            <w:tcW w:type="dxa" w:w="4706"/>
+          </w:tcPr>
+          <w:p>
+            <w:r>
+              <w:rPr>
+                <w:b w:val="0"/>
+                <w:i w:val="0"/>
+                <w:sz w:val="17"/>
+              </w:rPr>
+              <w:t>Prière de verifier l'information donnée par THIANE SECK ou corriger au niveau de la section 1.</w:t>
+            </w:r>
+          </w:p>
+        </w:tc>
+      </w:tr>
+      <w:tr>
+        <w:tc>
+          <w:tcPr>
+            <w:tcW w:type="dxa" w:w="964"/>
+          </w:tcPr>
+          <w:p>
+            <w:r>
+              <w:rPr>
+                <w:b/>
+                <w:i w:val="0"/>
+                <w:color w:val="EA580C"/>
+                <w:sz w:val="16"/>
+              </w:rPr>
+              <w:t>Moyenne</w:t>
+            </w:r>
+          </w:p>
+        </w:tc>
+        <w:tc>
+          <w:tcPr>
+            <w:tcW w:type="dxa" w:w="1247"/>
+          </w:tcPr>
+          <w:p>
+            <w:r>
+              <w:rPr>
+                <w:b/>
+                <w:i w:val="0"/>
+                <w:sz w:val="16"/>
+              </w:rPr>
               <w:t>S02</w:t>
               <w:br/>
             </w:r>
@@ -1354,7 +2254,7 @@
                 <w:color w:val="16A34A"/>
                 <w:sz w:val="16"/>
               </w:rPr>
-              <w:t>—</w:t>
+              <w:t>s01q25, s01q29, s01q30, s04q46, s01q00b</w:t>
             </w:r>
           </w:p>
         </w:tc>
@@ -1385,1807 +2285,7 @@
                 <w:i w:val="0"/>
                 <w:sz w:val="17"/>
               </w:rPr>
-              <w:t>Incohérent!! Le niveau d'instruction déclaré par l'un des enfants (Primaire) au niveau de la section 1 de LABA SECK diffère de celui donné par LABA SECK lui-même qui affirme ne pas avoir frequenté l'école formelle.</w:t>
-            </w:r>
-          </w:p>
-        </w:tc>
-      </w:tr>
-      <w:tr>
-        <w:tc>
-          <w:tcPr>
-            <w:tcW w:type="dxa" w:w="964"/>
-          </w:tcPr>
-          <w:p>
-            <w:r>
-              <w:rPr>
-                <w:b/>
-                <w:i w:val="0"/>
-                <w:color w:val="DC2626"/>
-                <w:sz w:val="16"/>
-              </w:rPr>
-              <w:t>Haute</w:t>
-            </w:r>
-          </w:p>
-        </w:tc>
-        <w:tc>
-          <w:tcPr>
-            <w:tcW w:type="dxa" w:w="1247"/>
-          </w:tcPr>
-          <w:p>
-            <w:r>
-              <w:rPr>
-                <w:b/>
-                <w:i w:val="0"/>
-                <w:sz w:val="16"/>
-              </w:rPr>
-              <w:t>S03</w:t>
-              <w:br/>
-            </w:r>
-            <w:r>
-              <w:rPr>
-                <w:b w:val="0"/>
-                <w:i w:val="0"/>
-                <w:color w:val="64748B"/>
-                <w:sz w:val="14"/>
-              </w:rPr>
-              <w:t>Santé</w:t>
-            </w:r>
-          </w:p>
-        </w:tc>
-        <w:tc>
-          <w:tcPr>
-            <w:tcW w:type="dxa" w:w="1531"/>
-          </w:tcPr>
-          <w:p>
-            <w:r>
-              <w:rPr>
-                <w:b/>
-                <w:i w:val="0"/>
-                <w:color w:val="16A34A"/>
-                <w:sz w:val="16"/>
-              </w:rPr>
-              <w:t>—</w:t>
-            </w:r>
-          </w:p>
-        </w:tc>
-        <w:tc>
-          <w:tcPr>
-            <w:tcW w:type="dxa" w:w="1191"/>
-          </w:tcPr>
-          <w:p>
-            <w:r>
-              <w:rPr>
-                <w:b w:val="0"/>
-                <w:i w:val="0"/>
-                <w:color w:val="64748B"/>
-                <w:sz w:val="16"/>
-              </w:rPr>
-              <w:t>GT-CQ</w:t>
-            </w:r>
-          </w:p>
-        </w:tc>
-        <w:tc>
-          <w:tcPr>
-            <w:tcW w:type="dxa" w:w="4706"/>
-          </w:tcPr>
-          <w:p>
-            <w:r>
-              <w:rPr>
-                <w:b w:val="0"/>
-                <w:i w:val="0"/>
-                <w:sz w:val="17"/>
-              </w:rPr>
-              <w:t>Incohérent !!! SERIGNE BABACAR SECK s'est consulté la première fois pour cette maladie (Toux, rhume, grippe) chez un médecin généraliste et vous dites que  SERIGNE BABACAR SECK n'est pas concerné par le montant des frais de consultation d'un médecin généraliste (3.14=9999).</w:t>
-            </w:r>
-          </w:p>
-        </w:tc>
-      </w:tr>
-      <w:tr>
-        <w:tc>
-          <w:tcPr>
-            <w:tcW w:type="dxa" w:w="964"/>
-          </w:tcPr>
-          <w:p>
-            <w:r>
-              <w:rPr>
-                <w:b/>
-                <w:i w:val="0"/>
-                <w:color w:val="DC2626"/>
-                <w:sz w:val="16"/>
-              </w:rPr>
-              <w:t>Haute</w:t>
-            </w:r>
-          </w:p>
-        </w:tc>
-        <w:tc>
-          <w:tcPr>
-            <w:tcW w:type="dxa" w:w="1247"/>
-          </w:tcPr>
-          <w:p>
-            <w:r>
-              <w:rPr>
-                <w:b/>
-                <w:i w:val="0"/>
-                <w:sz w:val="16"/>
-              </w:rPr>
-              <w:t>S03</w:t>
-              <w:br/>
-            </w:r>
-            <w:r>
-              <w:rPr>
-                <w:b w:val="0"/>
-                <w:i w:val="0"/>
-                <w:color w:val="64748B"/>
-                <w:sz w:val="14"/>
-              </w:rPr>
-              <w:t>Santé</w:t>
-            </w:r>
-          </w:p>
-        </w:tc>
-        <w:tc>
-          <w:tcPr>
-            <w:tcW w:type="dxa" w:w="1531"/>
-          </w:tcPr>
-          <w:p>
-            <w:r>
-              <w:rPr>
-                <w:b/>
-                <w:i w:val="0"/>
-                <w:color w:val="16A34A"/>
-                <w:sz w:val="16"/>
-              </w:rPr>
-              <w:t>—</w:t>
-            </w:r>
-          </w:p>
-        </w:tc>
-        <w:tc>
-          <w:tcPr>
-            <w:tcW w:type="dxa" w:w="1191"/>
-          </w:tcPr>
-          <w:p>
-            <w:r>
-              <w:rPr>
-                <w:b w:val="0"/>
-                <w:i w:val="0"/>
-                <w:color w:val="64748B"/>
-                <w:sz w:val="16"/>
-              </w:rPr>
-              <w:t>GT-CQ</w:t>
-            </w:r>
-          </w:p>
-        </w:tc>
-        <w:tc>
-          <w:tcPr>
-            <w:tcW w:type="dxa" w:w="4706"/>
-          </w:tcPr>
-          <w:p>
-            <w:r>
-              <w:rPr>
-                <w:b w:val="0"/>
-                <w:i w:val="0"/>
-                <w:sz w:val="17"/>
-              </w:rPr>
-              <w:t>Prière de verifier cette incohérence auprès de l'enquêté ou confirmer.</w:t>
-            </w:r>
-          </w:p>
-        </w:tc>
-      </w:tr>
-      <w:tr>
-        <w:tc>
-          <w:tcPr>
-            <w:tcW w:type="dxa" w:w="964"/>
-          </w:tcPr>
-          <w:p>
-            <w:r>
-              <w:rPr>
-                <w:b/>
-                <w:i w:val="0"/>
-                <w:color w:val="DC2626"/>
-                <w:sz w:val="16"/>
-              </w:rPr>
-              <w:t>Haute</w:t>
-            </w:r>
-          </w:p>
-        </w:tc>
-        <w:tc>
-          <w:tcPr>
-            <w:tcW w:type="dxa" w:w="1247"/>
-          </w:tcPr>
-          <w:p>
-            <w:r>
-              <w:rPr>
-                <w:b/>
-                <w:i w:val="0"/>
-                <w:sz w:val="16"/>
-              </w:rPr>
-              <w:t>S03</w:t>
-              <w:br/>
-            </w:r>
-            <w:r>
-              <w:rPr>
-                <w:b w:val="0"/>
-                <w:i w:val="0"/>
-                <w:color w:val="64748B"/>
-                <w:sz w:val="14"/>
-              </w:rPr>
-              <w:t>Santé</w:t>
-            </w:r>
-          </w:p>
-        </w:tc>
-        <w:tc>
-          <w:tcPr>
-            <w:tcW w:type="dxa" w:w="1531"/>
-          </w:tcPr>
-          <w:p>
-            <w:r>
-              <w:rPr>
-                <w:b/>
-                <w:i w:val="0"/>
-                <w:color w:val="16A34A"/>
-                <w:sz w:val="16"/>
-              </w:rPr>
-              <w:t>—</w:t>
-            </w:r>
-          </w:p>
-        </w:tc>
-        <w:tc>
-          <w:tcPr>
-            <w:tcW w:type="dxa" w:w="1191"/>
-          </w:tcPr>
-          <w:p>
-            <w:r>
-              <w:rPr>
-                <w:b w:val="0"/>
-                <w:i w:val="0"/>
-                <w:color w:val="64748B"/>
-                <w:sz w:val="16"/>
-              </w:rPr>
-              <w:t>GT-CQ</w:t>
-            </w:r>
-          </w:p>
-        </w:tc>
-        <w:tc>
-          <w:tcPr>
-            <w:tcW w:type="dxa" w:w="4706"/>
-          </w:tcPr>
-          <w:p>
-            <w:r>
-              <w:rPr>
-                <w:b w:val="0"/>
-                <w:i w:val="0"/>
-                <w:sz w:val="17"/>
-              </w:rPr>
-              <w:t>Incohérent !!! THIANE SECK s'est consulté la première fois pour cette maladie (Diarrhée) chez un médecin spécialiste et vous dites que  THIANE SECK n'est pas concerné par le montant des frais de consultation d'un médecin spécialiste (3.15=9999).</w:t>
-            </w:r>
-          </w:p>
-        </w:tc>
-      </w:tr>
-      <w:tr>
-        <w:tc>
-          <w:tcPr>
-            <w:tcW w:type="dxa" w:w="964"/>
-          </w:tcPr>
-          <w:p>
-            <w:r>
-              <w:rPr>
-                <w:b/>
-                <w:i w:val="0"/>
-                <w:color w:val="EA580C"/>
-                <w:sz w:val="16"/>
-              </w:rPr>
-              <w:t>Moyenne</w:t>
-            </w:r>
-          </w:p>
-        </w:tc>
-        <w:tc>
-          <w:tcPr>
-            <w:tcW w:type="dxa" w:w="1247"/>
-          </w:tcPr>
-          <w:p>
-            <w:r>
-              <w:rPr>
-                <w:b/>
-                <w:i w:val="0"/>
-                <w:sz w:val="16"/>
-              </w:rPr>
-              <w:t>S00</w:t>
-              <w:br/>
-            </w:r>
-            <w:r>
-              <w:rPr>
-                <w:b w:val="0"/>
-                <w:i w:val="0"/>
-                <w:color w:val="64748B"/>
-                <w:sz w:val="14"/>
-              </w:rPr>
-              <w:t>Identification</w:t>
-            </w:r>
-          </w:p>
-        </w:tc>
-        <w:tc>
-          <w:tcPr>
-            <w:tcW w:type="dxa" w:w="1531"/>
-          </w:tcPr>
-          <w:p>
-            <w:r>
-              <w:rPr>
-                <w:b/>
-                <w:i w:val="0"/>
-                <w:color w:val="16A34A"/>
-                <w:sz w:val="16"/>
-              </w:rPr>
-              <w:t>s00q27</w:t>
-            </w:r>
-          </w:p>
-        </w:tc>
-        <w:tc>
-          <w:tcPr>
-            <w:tcW w:type="dxa" w:w="1191"/>
-          </w:tcPr>
-          <w:p>
-            <w:r>
-              <w:rPr>
-                <w:b w:val="0"/>
-                <w:i w:val="0"/>
-                <w:color w:val="64748B"/>
-                <w:sz w:val="16"/>
-              </w:rPr>
-              <w:t>GT-CQ</w:t>
-            </w:r>
-          </w:p>
-        </w:tc>
-        <w:tc>
-          <w:tcPr>
-            <w:tcW w:type="dxa" w:w="4706"/>
-          </w:tcPr>
-          <w:p>
-            <w:r>
-              <w:rPr>
-                <w:b w:val="0"/>
-                <w:i w:val="0"/>
-                <w:sz w:val="17"/>
-              </w:rPr>
-              <w:t>Le questionnaire semble ne pas être complètement fini mais le questionnaire est en statut complet, prière de compléter le questionnaire.</w:t>
-            </w:r>
-          </w:p>
-        </w:tc>
-      </w:tr>
-      <w:tr>
-        <w:tc>
-          <w:tcPr>
-            <w:tcW w:type="dxa" w:w="964"/>
-          </w:tcPr>
-          <w:p>
-            <w:r>
-              <w:rPr>
-                <w:b/>
-                <w:i w:val="0"/>
-                <w:color w:val="EA580C"/>
-                <w:sz w:val="16"/>
-              </w:rPr>
-              <w:t>Moyenne</w:t>
-            </w:r>
-          </w:p>
-        </w:tc>
-        <w:tc>
-          <w:tcPr>
-            <w:tcW w:type="dxa" w:w="1247"/>
-          </w:tcPr>
-          <w:p>
-            <w:r>
-              <w:rPr>
-                <w:b/>
-                <w:i w:val="0"/>
-                <w:sz w:val="16"/>
-              </w:rPr>
-              <w:t>S00</w:t>
-              <w:br/>
-            </w:r>
-            <w:r>
-              <w:rPr>
-                <w:b w:val="0"/>
-                <w:i w:val="0"/>
-                <w:color w:val="64748B"/>
-                <w:sz w:val="14"/>
-              </w:rPr>
-              <w:t>Identification</w:t>
-            </w:r>
-          </w:p>
-        </w:tc>
-        <w:tc>
-          <w:tcPr>
-            <w:tcW w:type="dxa" w:w="1531"/>
-          </w:tcPr>
-          <w:p>
-            <w:r>
-              <w:rPr>
-                <w:b/>
-                <w:i w:val="0"/>
-                <w:color w:val="16A34A"/>
-                <w:sz w:val="16"/>
-              </w:rPr>
-              <w:t>—</w:t>
-            </w:r>
-          </w:p>
-        </w:tc>
-        <w:tc>
-          <w:tcPr>
-            <w:tcW w:type="dxa" w:w="1191"/>
-          </w:tcPr>
-          <w:p>
-            <w:r>
-              <w:rPr>
-                <w:b w:val="0"/>
-                <w:i w:val="0"/>
-                <w:color w:val="64748B"/>
-                <w:sz w:val="16"/>
-              </w:rPr>
-              <w:t>GT-CQ</w:t>
-            </w:r>
-          </w:p>
-        </w:tc>
-        <w:tc>
-          <w:tcPr>
-            <w:tcW w:type="dxa" w:w="4706"/>
-          </w:tcPr>
-          <w:p>
-            <w:r>
-              <w:rPr>
-                <w:b w:val="0"/>
-                <w:i w:val="0"/>
-                <w:sz w:val="17"/>
-              </w:rPr>
-              <w:t>L'adresse ou la localisation du ménage doit être bien renseignée, ne doit pas contenir des numéros de téléphone et elle semble courte pour être une adresse.</w:t>
-            </w:r>
-          </w:p>
-        </w:tc>
-      </w:tr>
-      <w:tr>
-        <w:tc>
-          <w:tcPr>
-            <w:tcW w:type="dxa" w:w="964"/>
-          </w:tcPr>
-          <w:p>
-            <w:r>
-              <w:rPr>
-                <w:b/>
-                <w:i w:val="0"/>
-                <w:color w:val="EA580C"/>
-                <w:sz w:val="16"/>
-              </w:rPr>
-              <w:t>Moyenne</w:t>
-            </w:r>
-          </w:p>
-        </w:tc>
-        <w:tc>
-          <w:tcPr>
-            <w:tcW w:type="dxa" w:w="1247"/>
-          </w:tcPr>
-          <w:p>
-            <w:r>
-              <w:rPr>
-                <w:b/>
-                <w:i w:val="0"/>
-                <w:sz w:val="16"/>
-              </w:rPr>
-              <w:t>S00</w:t>
-              <w:br/>
-            </w:r>
-            <w:r>
-              <w:rPr>
-                <w:b w:val="0"/>
-                <w:i w:val="0"/>
-                <w:color w:val="64748B"/>
-                <w:sz w:val="14"/>
-              </w:rPr>
-              <w:t>Identification</w:t>
-            </w:r>
-          </w:p>
-        </w:tc>
-        <w:tc>
-          <w:tcPr>
-            <w:tcW w:type="dxa" w:w="1531"/>
-          </w:tcPr>
-          <w:p>
-            <w:r>
-              <w:rPr>
-                <w:b/>
-                <w:i w:val="0"/>
-                <w:color w:val="16A34A"/>
-                <w:sz w:val="16"/>
-              </w:rPr>
-              <w:t>—</w:t>
-            </w:r>
-          </w:p>
-        </w:tc>
-        <w:tc>
-          <w:tcPr>
-            <w:tcW w:type="dxa" w:w="1191"/>
-          </w:tcPr>
-          <w:p>
-            <w:r>
-              <w:rPr>
-                <w:b w:val="0"/>
-                <w:i w:val="0"/>
-                <w:color w:val="64748B"/>
-                <w:sz w:val="16"/>
-              </w:rPr>
-              <w:t>GT-CQ</w:t>
-            </w:r>
-          </w:p>
-        </w:tc>
-        <w:tc>
-          <w:tcPr>
-            <w:tcW w:type="dxa" w:w="4706"/>
-          </w:tcPr>
-          <w:p>
-            <w:r>
-              <w:rPr>
-                <w:b w:val="0"/>
-                <w:i w:val="0"/>
-                <w:sz w:val="17"/>
-              </w:rPr>
-              <w:t>Prière de renseigner la bonne adresse.</w:t>
-            </w:r>
-          </w:p>
-        </w:tc>
-      </w:tr>
-      <w:tr>
-        <w:tc>
-          <w:tcPr>
-            <w:tcW w:type="dxa" w:w="964"/>
-          </w:tcPr>
-          <w:p>
-            <w:r>
-              <w:rPr>
-                <w:b/>
-                <w:i w:val="0"/>
-                <w:color w:val="EA580C"/>
-                <w:sz w:val="16"/>
-              </w:rPr>
-              <w:t>Moyenne</w:t>
-            </w:r>
-          </w:p>
-        </w:tc>
-        <w:tc>
-          <w:tcPr>
-            <w:tcW w:type="dxa" w:w="1247"/>
-          </w:tcPr>
-          <w:p>
-            <w:r>
-              <w:rPr>
-                <w:b/>
-                <w:i w:val="0"/>
-                <w:sz w:val="16"/>
-              </w:rPr>
-              <w:t>S01</w:t>
-              <w:br/>
-            </w:r>
-            <w:r>
-              <w:rPr>
-                <w:b w:val="0"/>
-                <w:i w:val="0"/>
-                <w:color w:val="64748B"/>
-                <w:sz w:val="14"/>
-              </w:rPr>
-              <w:t>Démographie</w:t>
-            </w:r>
-          </w:p>
-        </w:tc>
-        <w:tc>
-          <w:tcPr>
-            <w:tcW w:type="dxa" w:w="1531"/>
-          </w:tcPr>
-          <w:p>
-            <w:r>
-              <w:rPr>
-                <w:b/>
-                <w:i w:val="0"/>
-                <w:color w:val="16A34A"/>
-                <w:sz w:val="16"/>
-              </w:rPr>
-              <w:t>s01q00</w:t>
-            </w:r>
-          </w:p>
-        </w:tc>
-        <w:tc>
-          <w:tcPr>
-            <w:tcW w:type="dxa" w:w="1191"/>
-          </w:tcPr>
-          <w:p>
-            <w:r>
-              <w:rPr>
-                <w:b w:val="0"/>
-                <w:i w:val="0"/>
-                <w:color w:val="64748B"/>
-                <w:sz w:val="16"/>
-              </w:rPr>
-              <w:t>GT-CQ</w:t>
-            </w:r>
-          </w:p>
-        </w:tc>
-        <w:tc>
-          <w:tcPr>
-            <w:tcW w:type="dxa" w:w="4706"/>
-          </w:tcPr>
-          <w:p>
-            <w:r>
-              <w:rPr>
-                <w:b w:val="0"/>
-                <w:i w:val="0"/>
-                <w:sz w:val="17"/>
-              </w:rPr>
-              <w:t>Attention ! Vous avez déclaré en s01q00 que le répondant est la personne elle-même, or IBRAHIMA SECK est trop jeune (9 ans) pour fournir des informations correctes.</w:t>
-            </w:r>
-          </w:p>
-        </w:tc>
-      </w:tr>
-      <w:tr>
-        <w:tc>
-          <w:tcPr>
-            <w:tcW w:type="dxa" w:w="964"/>
-          </w:tcPr>
-          <w:p>
-            <w:r>
-              <w:rPr>
-                <w:b/>
-                <w:i w:val="0"/>
-                <w:color w:val="EA580C"/>
-                <w:sz w:val="16"/>
-              </w:rPr>
-              <w:t>Moyenne</w:t>
-            </w:r>
-          </w:p>
-        </w:tc>
-        <w:tc>
-          <w:tcPr>
-            <w:tcW w:type="dxa" w:w="1247"/>
-          </w:tcPr>
-          <w:p>
-            <w:r>
-              <w:rPr>
-                <w:b/>
-                <w:i w:val="0"/>
-                <w:sz w:val="16"/>
-              </w:rPr>
-              <w:t>S01</w:t>
-              <w:br/>
-            </w:r>
-            <w:r>
-              <w:rPr>
-                <w:b w:val="0"/>
-                <w:i w:val="0"/>
-                <w:color w:val="64748B"/>
-                <w:sz w:val="14"/>
-              </w:rPr>
-              <w:t>Démographie</w:t>
-            </w:r>
-          </w:p>
-        </w:tc>
-        <w:tc>
-          <w:tcPr>
-            <w:tcW w:type="dxa" w:w="1531"/>
-          </w:tcPr>
-          <w:p>
-            <w:r>
-              <w:rPr>
-                <w:b/>
-                <w:i w:val="0"/>
-                <w:color w:val="16A34A"/>
-                <w:sz w:val="16"/>
-              </w:rPr>
-              <w:t>—</w:t>
-            </w:r>
-          </w:p>
-        </w:tc>
-        <w:tc>
-          <w:tcPr>
-            <w:tcW w:type="dxa" w:w="1191"/>
-          </w:tcPr>
-          <w:p>
-            <w:r>
-              <w:rPr>
-                <w:b w:val="0"/>
-                <w:i w:val="0"/>
-                <w:color w:val="64748B"/>
-                <w:sz w:val="16"/>
-              </w:rPr>
-              <w:t>GT-CQ</w:t>
-            </w:r>
-          </w:p>
-        </w:tc>
-        <w:tc>
-          <w:tcPr>
-            <w:tcW w:type="dxa" w:w="4706"/>
-          </w:tcPr>
-          <w:p>
-            <w:r>
-              <w:rPr>
-                <w:b w:val="0"/>
-                <w:i w:val="0"/>
-                <w:sz w:val="17"/>
-              </w:rPr>
-              <w:t>Prière de refaire la section 1 pour IBRAHIMA SECK en demandant à un adulte de répondre aux questions à sa place.</w:t>
-            </w:r>
-          </w:p>
-        </w:tc>
-      </w:tr>
-      <w:tr>
-        <w:tc>
-          <w:tcPr>
-            <w:tcW w:type="dxa" w:w="964"/>
-          </w:tcPr>
-          <w:p>
-            <w:r>
-              <w:rPr>
-                <w:b/>
-                <w:i w:val="0"/>
-                <w:color w:val="EA580C"/>
-                <w:sz w:val="16"/>
-              </w:rPr>
-              <w:t>Moyenne</w:t>
-            </w:r>
-          </w:p>
-        </w:tc>
-        <w:tc>
-          <w:tcPr>
-            <w:tcW w:type="dxa" w:w="1247"/>
-          </w:tcPr>
-          <w:p>
-            <w:r>
-              <w:rPr>
-                <w:b/>
-                <w:i w:val="0"/>
-                <w:sz w:val="16"/>
-              </w:rPr>
-              <w:t>S01</w:t>
-              <w:br/>
-            </w:r>
-            <w:r>
-              <w:rPr>
-                <w:b w:val="0"/>
-                <w:i w:val="0"/>
-                <w:color w:val="64748B"/>
-                <w:sz w:val="14"/>
-              </w:rPr>
-              <w:t>Démographie</w:t>
-            </w:r>
-          </w:p>
-        </w:tc>
-        <w:tc>
-          <w:tcPr>
-            <w:tcW w:type="dxa" w:w="1531"/>
-          </w:tcPr>
-          <w:p>
-            <w:r>
-              <w:rPr>
-                <w:b/>
-                <w:i w:val="0"/>
-                <w:color w:val="16A34A"/>
-                <w:sz w:val="16"/>
-              </w:rPr>
-              <w:t>—</w:t>
-            </w:r>
-          </w:p>
-        </w:tc>
-        <w:tc>
-          <w:tcPr>
-            <w:tcW w:type="dxa" w:w="1191"/>
-          </w:tcPr>
-          <w:p>
-            <w:r>
-              <w:rPr>
-                <w:b w:val="0"/>
-                <w:i w:val="0"/>
-                <w:color w:val="64748B"/>
-                <w:sz w:val="16"/>
-              </w:rPr>
-              <w:t>GT-CQ</w:t>
-            </w:r>
-          </w:p>
-        </w:tc>
-        <w:tc>
-          <w:tcPr>
-            <w:tcW w:type="dxa" w:w="4706"/>
-          </w:tcPr>
-          <w:p>
-            <w:r>
-              <w:rPr>
-                <w:b w:val="0"/>
-                <w:i w:val="0"/>
-                <w:sz w:val="17"/>
-              </w:rPr>
-              <w:t>Prière de verifier l'information donnée par SERIGNE BABACAR SECK ou corriger au niveau de la section 1.</w:t>
-            </w:r>
-          </w:p>
-        </w:tc>
-      </w:tr>
-      <w:tr>
-        <w:tc>
-          <w:tcPr>
-            <w:tcW w:type="dxa" w:w="964"/>
-          </w:tcPr>
-          <w:p>
-            <w:r>
-              <w:rPr>
-                <w:b/>
-                <w:i w:val="0"/>
-                <w:color w:val="EA580C"/>
-                <w:sz w:val="16"/>
-              </w:rPr>
-              <w:t>Moyenne</w:t>
-            </w:r>
-          </w:p>
-        </w:tc>
-        <w:tc>
-          <w:tcPr>
-            <w:tcW w:type="dxa" w:w="1247"/>
-          </w:tcPr>
-          <w:p>
-            <w:r>
-              <w:rPr>
-                <w:b/>
-                <w:i w:val="0"/>
-                <w:sz w:val="16"/>
-              </w:rPr>
-              <w:t>S01</w:t>
-              <w:br/>
-            </w:r>
-            <w:r>
-              <w:rPr>
-                <w:b w:val="0"/>
-                <w:i w:val="0"/>
-                <w:color w:val="64748B"/>
-                <w:sz w:val="14"/>
-              </w:rPr>
-              <w:t>Démographie</w:t>
-            </w:r>
-          </w:p>
-        </w:tc>
-        <w:tc>
-          <w:tcPr>
-            <w:tcW w:type="dxa" w:w="1531"/>
-          </w:tcPr>
-          <w:p>
-            <w:r>
-              <w:rPr>
-                <w:b/>
-                <w:i w:val="0"/>
-                <w:color w:val="16A34A"/>
-                <w:sz w:val="16"/>
-              </w:rPr>
-              <w:t>—</w:t>
-            </w:r>
-          </w:p>
-        </w:tc>
-        <w:tc>
-          <w:tcPr>
-            <w:tcW w:type="dxa" w:w="1191"/>
-          </w:tcPr>
-          <w:p>
-            <w:r>
-              <w:rPr>
-                <w:b w:val="0"/>
-                <w:i w:val="0"/>
-                <w:color w:val="64748B"/>
-                <w:sz w:val="16"/>
-              </w:rPr>
-              <w:t>GT-CQ</w:t>
-            </w:r>
-          </w:p>
-        </w:tc>
-        <w:tc>
-          <w:tcPr>
-            <w:tcW w:type="dxa" w:w="4706"/>
-          </w:tcPr>
-          <w:p>
-            <w:r>
-              <w:rPr>
-                <w:b w:val="0"/>
-                <w:i w:val="0"/>
-                <w:sz w:val="17"/>
-              </w:rPr>
-              <w:t>Prière de verifier l'information donnée par THIANE SECK ou corriger au niveau de la section 1.</w:t>
-            </w:r>
-          </w:p>
-        </w:tc>
-      </w:tr>
-      <w:tr>
-        <w:tc>
-          <w:tcPr>
-            <w:tcW w:type="dxa" w:w="964"/>
-          </w:tcPr>
-          <w:p>
-            <w:r>
-              <w:rPr>
-                <w:b/>
-                <w:i w:val="0"/>
-                <w:color w:val="EA580C"/>
-                <w:sz w:val="16"/>
-              </w:rPr>
-              <w:t>Moyenne</w:t>
-            </w:r>
-          </w:p>
-        </w:tc>
-        <w:tc>
-          <w:tcPr>
-            <w:tcW w:type="dxa" w:w="1247"/>
-          </w:tcPr>
-          <w:p>
-            <w:r>
-              <w:rPr>
-                <w:b/>
-                <w:i w:val="0"/>
-                <w:sz w:val="16"/>
-              </w:rPr>
-              <w:t>S02</w:t>
-              <w:br/>
-            </w:r>
-            <w:r>
-              <w:rPr>
-                <w:b w:val="0"/>
-                <w:i w:val="0"/>
-                <w:color w:val="64748B"/>
-                <w:sz w:val="14"/>
-              </w:rPr>
-              <w:t>Éducation</w:t>
-            </w:r>
-          </w:p>
-        </w:tc>
-        <w:tc>
-          <w:tcPr>
-            <w:tcW w:type="dxa" w:w="1531"/>
-          </w:tcPr>
-          <w:p>
-            <w:r>
-              <w:rPr>
-                <w:b/>
-                <w:i w:val="0"/>
-                <w:color w:val="16A34A"/>
-                <w:sz w:val="16"/>
-              </w:rPr>
-              <w:t>—</w:t>
-            </w:r>
-          </w:p>
-        </w:tc>
-        <w:tc>
-          <w:tcPr>
-            <w:tcW w:type="dxa" w:w="1191"/>
-          </w:tcPr>
-          <w:p>
-            <w:r>
-              <w:rPr>
-                <w:b w:val="0"/>
-                <w:i w:val="0"/>
-                <w:color w:val="64748B"/>
-                <w:sz w:val="16"/>
-              </w:rPr>
-              <w:t>GT-CQ</w:t>
-            </w:r>
-          </w:p>
-        </w:tc>
-        <w:tc>
-          <w:tcPr>
-            <w:tcW w:type="dxa" w:w="4706"/>
-          </w:tcPr>
-          <w:p>
-            <w:r>
-              <w:rPr>
-                <w:b w:val="0"/>
-                <w:i w:val="0"/>
-                <w:sz w:val="17"/>
-              </w:rPr>
-              <w:t>veuillez, s'il vous plait, confirmer les frais de scolarité ( 1000 FCFA) payée de DETHIE SECK avec le QG ou apporter les corrections nécessaires.</w:t>
-            </w:r>
-          </w:p>
-        </w:tc>
-      </w:tr>
-      <w:tr>
-        <w:tc>
-          <w:tcPr>
-            <w:tcW w:type="dxa" w:w="964"/>
-          </w:tcPr>
-          <w:p>
-            <w:r>
-              <w:rPr>
-                <w:b/>
-                <w:i w:val="0"/>
-                <w:color w:val="EA580C"/>
-                <w:sz w:val="16"/>
-              </w:rPr>
-              <w:t>Moyenne</w:t>
-            </w:r>
-          </w:p>
-        </w:tc>
-        <w:tc>
-          <w:tcPr>
-            <w:tcW w:type="dxa" w:w="1247"/>
-          </w:tcPr>
-          <w:p>
-            <w:r>
-              <w:rPr>
-                <w:b/>
-                <w:i w:val="0"/>
-                <w:sz w:val="16"/>
-              </w:rPr>
-              <w:t>S02</w:t>
-              <w:br/>
-            </w:r>
-            <w:r>
-              <w:rPr>
-                <w:b w:val="0"/>
-                <w:i w:val="0"/>
-                <w:color w:val="64748B"/>
-                <w:sz w:val="14"/>
-              </w:rPr>
-              <w:t>Éducation</w:t>
-            </w:r>
-          </w:p>
-        </w:tc>
-        <w:tc>
-          <w:tcPr>
-            <w:tcW w:type="dxa" w:w="1531"/>
-          </w:tcPr>
-          <w:p>
-            <w:r>
-              <w:rPr>
-                <w:b/>
-                <w:i w:val="0"/>
-                <w:color w:val="16A34A"/>
-                <w:sz w:val="16"/>
-              </w:rPr>
-              <w:t>—</w:t>
-            </w:r>
-          </w:p>
-        </w:tc>
-        <w:tc>
-          <w:tcPr>
-            <w:tcW w:type="dxa" w:w="1191"/>
-          </w:tcPr>
-          <w:p>
-            <w:r>
-              <w:rPr>
-                <w:b w:val="0"/>
-                <w:i w:val="0"/>
-                <w:color w:val="64748B"/>
-                <w:sz w:val="16"/>
-              </w:rPr>
-              <w:t>GT-CQ</w:t>
-            </w:r>
-          </w:p>
-        </w:tc>
-        <w:tc>
-          <w:tcPr>
-            <w:tcW w:type="dxa" w:w="4706"/>
-          </w:tcPr>
-          <w:p>
-            <w:r>
-              <w:rPr>
-                <w:b w:val="0"/>
-                <w:i w:val="0"/>
-                <w:sz w:val="17"/>
-              </w:rPr>
-              <w:t>veuillez, s'il vous plait, confirmer les frais de scolarité ( 1000 FCFA) payée de WOULY SECK avec le QG ou apporter les corrections nécessaires.</w:t>
-            </w:r>
-          </w:p>
-        </w:tc>
-      </w:tr>
-      <w:tr>
-        <w:tc>
-          <w:tcPr>
-            <w:tcW w:type="dxa" w:w="964"/>
-          </w:tcPr>
-          <w:p>
-            <w:r>
-              <w:rPr>
-                <w:b/>
-                <w:i w:val="0"/>
-                <w:color w:val="EA580C"/>
-                <w:sz w:val="16"/>
-              </w:rPr>
-              <w:t>Moyenne</w:t>
-            </w:r>
-          </w:p>
-        </w:tc>
-        <w:tc>
-          <w:tcPr>
-            <w:tcW w:type="dxa" w:w="1247"/>
-          </w:tcPr>
-          <w:p>
-            <w:r>
-              <w:rPr>
-                <w:b/>
-                <w:i w:val="0"/>
-                <w:sz w:val="16"/>
-              </w:rPr>
-              <w:t>S02</w:t>
-              <w:br/>
-            </w:r>
-            <w:r>
-              <w:rPr>
-                <w:b w:val="0"/>
-                <w:i w:val="0"/>
-                <w:color w:val="64748B"/>
-                <w:sz w:val="14"/>
-              </w:rPr>
-              <w:t>Éducation</w:t>
-            </w:r>
-          </w:p>
-        </w:tc>
-        <w:tc>
-          <w:tcPr>
-            <w:tcW w:type="dxa" w:w="1531"/>
-          </w:tcPr>
-          <w:p>
-            <w:r>
-              <w:rPr>
-                <w:b/>
-                <w:i w:val="0"/>
-                <w:color w:val="16A34A"/>
-                <w:sz w:val="16"/>
-              </w:rPr>
-              <w:t>—</w:t>
-            </w:r>
-          </w:p>
-        </w:tc>
-        <w:tc>
-          <w:tcPr>
-            <w:tcW w:type="dxa" w:w="1191"/>
-          </w:tcPr>
-          <w:p>
-            <w:r>
-              <w:rPr>
-                <w:b w:val="0"/>
-                <w:i w:val="0"/>
-                <w:color w:val="64748B"/>
-                <w:sz w:val="16"/>
-              </w:rPr>
-              <w:t>GT-CQ</w:t>
-            </w:r>
-          </w:p>
-        </w:tc>
-        <w:tc>
-          <w:tcPr>
-            <w:tcW w:type="dxa" w:w="4706"/>
-          </w:tcPr>
-          <w:p>
-            <w:r>
-              <w:rPr>
-                <w:b w:val="0"/>
-                <w:i w:val="0"/>
-                <w:sz w:val="17"/>
-              </w:rPr>
-              <w:t>veuillez, s'il vous plait, confirmer les frais de scolarité ( 2000 FCFA) payée de DEMBA SECK avec le QG ou apporter les corrections nécessaires.</w:t>
-            </w:r>
-          </w:p>
-        </w:tc>
-      </w:tr>
-      <w:tr>
-        <w:tc>
-          <w:tcPr>
-            <w:tcW w:type="dxa" w:w="964"/>
-          </w:tcPr>
-          <w:p>
-            <w:r>
-              <w:rPr>
-                <w:b/>
-                <w:i w:val="0"/>
-                <w:color w:val="EA580C"/>
-                <w:sz w:val="16"/>
-              </w:rPr>
-              <w:t>Moyenne</w:t>
-            </w:r>
-          </w:p>
-        </w:tc>
-        <w:tc>
-          <w:tcPr>
-            <w:tcW w:type="dxa" w:w="1247"/>
-          </w:tcPr>
-          <w:p>
-            <w:r>
-              <w:rPr>
-                <w:b/>
-                <w:i w:val="0"/>
-                <w:sz w:val="16"/>
-              </w:rPr>
-              <w:t>S02</w:t>
-              <w:br/>
-            </w:r>
-            <w:r>
-              <w:rPr>
-                <w:b w:val="0"/>
-                <w:i w:val="0"/>
-                <w:color w:val="64748B"/>
-                <w:sz w:val="14"/>
-              </w:rPr>
-              <w:t>Éducation</w:t>
-            </w:r>
-          </w:p>
-        </w:tc>
-        <w:tc>
-          <w:tcPr>
-            <w:tcW w:type="dxa" w:w="1531"/>
-          </w:tcPr>
-          <w:p>
-            <w:r>
-              <w:rPr>
-                <w:b/>
-                <w:i w:val="0"/>
-                <w:color w:val="16A34A"/>
-                <w:sz w:val="16"/>
-              </w:rPr>
-              <w:t>—</w:t>
-            </w:r>
-          </w:p>
-        </w:tc>
-        <w:tc>
-          <w:tcPr>
-            <w:tcW w:type="dxa" w:w="1191"/>
-          </w:tcPr>
-          <w:p>
-            <w:r>
-              <w:rPr>
-                <w:b w:val="0"/>
-                <w:i w:val="0"/>
-                <w:color w:val="64748B"/>
-                <w:sz w:val="16"/>
-              </w:rPr>
-              <w:t>GT-CQ</w:t>
-            </w:r>
-          </w:p>
-        </w:tc>
-        <w:tc>
-          <w:tcPr>
-            <w:tcW w:type="dxa" w:w="4706"/>
-          </w:tcPr>
-          <w:p>
-            <w:r>
-              <w:rPr>
-                <w:b w:val="0"/>
-                <w:i w:val="0"/>
-                <w:sz w:val="17"/>
-              </w:rPr>
-              <w:t>veuillez, s'il vous plait, confirmer les frais de scolarité ( 2000 FCFA) payée de MARIAMA FALL avec le QG ou apporter les corrections nécessaires.</w:t>
-            </w:r>
-          </w:p>
-        </w:tc>
-      </w:tr>
-      <w:tr>
-        <w:tc>
-          <w:tcPr>
-            <w:tcW w:type="dxa" w:w="964"/>
-          </w:tcPr>
-          <w:p>
-            <w:r>
-              <w:rPr>
-                <w:b/>
-                <w:i w:val="0"/>
-                <w:color w:val="EA580C"/>
-                <w:sz w:val="16"/>
-              </w:rPr>
-              <w:t>Moyenne</w:t>
-            </w:r>
-          </w:p>
-        </w:tc>
-        <w:tc>
-          <w:tcPr>
-            <w:tcW w:type="dxa" w:w="1247"/>
-          </w:tcPr>
-          <w:p>
-            <w:r>
-              <w:rPr>
-                <w:b/>
-                <w:i w:val="0"/>
-                <w:sz w:val="16"/>
-              </w:rPr>
-              <w:t>S02</w:t>
-              <w:br/>
-            </w:r>
-            <w:r>
-              <w:rPr>
-                <w:b w:val="0"/>
-                <w:i w:val="0"/>
-                <w:color w:val="64748B"/>
-                <w:sz w:val="14"/>
-              </w:rPr>
-              <w:t>Éducation</w:t>
-            </w:r>
-          </w:p>
-        </w:tc>
-        <w:tc>
-          <w:tcPr>
-            <w:tcW w:type="dxa" w:w="1531"/>
-          </w:tcPr>
-          <w:p>
-            <w:r>
-              <w:rPr>
-                <w:b/>
-                <w:i w:val="0"/>
-                <w:color w:val="16A34A"/>
-                <w:sz w:val="16"/>
-              </w:rPr>
-              <w:t>—</w:t>
-            </w:r>
-          </w:p>
-        </w:tc>
-        <w:tc>
-          <w:tcPr>
-            <w:tcW w:type="dxa" w:w="1191"/>
-          </w:tcPr>
-          <w:p>
-            <w:r>
-              <w:rPr>
-                <w:b w:val="0"/>
-                <w:i w:val="0"/>
-                <w:color w:val="64748B"/>
-                <w:sz w:val="16"/>
-              </w:rPr>
-              <w:t>GT-CQ</w:t>
-            </w:r>
-          </w:p>
-        </w:tc>
-        <w:tc>
-          <w:tcPr>
-            <w:tcW w:type="dxa" w:w="4706"/>
-          </w:tcPr>
-          <w:p>
-            <w:r>
-              <w:rPr>
-                <w:b w:val="0"/>
-                <w:i w:val="0"/>
-                <w:sz w:val="17"/>
-              </w:rPr>
-              <w:t>veuillez, s'il vous plait, confirmer les frais de scolarité ( 5000 FCFA) payée de AWA SOW avec le QG ou apporter les corrections nécessaires.</w:t>
-            </w:r>
-          </w:p>
-        </w:tc>
-      </w:tr>
-      <w:tr>
-        <w:tc>
-          <w:tcPr>
-            <w:tcW w:type="dxa" w:w="964"/>
-          </w:tcPr>
-          <w:p>
-            <w:r>
-              <w:rPr>
-                <w:b/>
-                <w:i w:val="0"/>
-                <w:color w:val="EA580C"/>
-                <w:sz w:val="16"/>
-              </w:rPr>
-              <w:t>Moyenne</w:t>
-            </w:r>
-          </w:p>
-        </w:tc>
-        <w:tc>
-          <w:tcPr>
-            <w:tcW w:type="dxa" w:w="1247"/>
-          </w:tcPr>
-          <w:p>
-            <w:r>
-              <w:rPr>
-                <w:b/>
-                <w:i w:val="0"/>
-                <w:sz w:val="16"/>
-              </w:rPr>
-              <w:t>S02</w:t>
-              <w:br/>
-            </w:r>
-            <w:r>
-              <w:rPr>
-                <w:b w:val="0"/>
-                <w:i w:val="0"/>
-                <w:color w:val="64748B"/>
-                <w:sz w:val="14"/>
-              </w:rPr>
-              <w:t>Éducation</w:t>
-            </w:r>
-          </w:p>
-        </w:tc>
-        <w:tc>
-          <w:tcPr>
-            <w:tcW w:type="dxa" w:w="1531"/>
-          </w:tcPr>
-          <w:p>
-            <w:r>
-              <w:rPr>
-                <w:b/>
-                <w:i w:val="0"/>
-                <w:color w:val="16A34A"/>
-                <w:sz w:val="16"/>
-              </w:rPr>
-              <w:t>—</w:t>
-            </w:r>
-          </w:p>
-        </w:tc>
-        <w:tc>
-          <w:tcPr>
-            <w:tcW w:type="dxa" w:w="1191"/>
-          </w:tcPr>
-          <w:p>
-            <w:r>
-              <w:rPr>
-                <w:b w:val="0"/>
-                <w:i w:val="0"/>
-                <w:color w:val="64748B"/>
-                <w:sz w:val="16"/>
-              </w:rPr>
-              <w:t>GT-CQ</w:t>
-            </w:r>
-          </w:p>
-        </w:tc>
-        <w:tc>
-          <w:tcPr>
-            <w:tcW w:type="dxa" w:w="4706"/>
-          </w:tcPr>
-          <w:p>
-            <w:r>
-              <w:rPr>
-                <w:b w:val="0"/>
-                <w:i w:val="0"/>
-                <w:sz w:val="17"/>
-              </w:rPr>
-              <w:t>veuillez, s'il vous plait, confirmer les frais de scolarité ( 5000 FCFA) payée de BAYE OMAR GAYE avec le QG ou apporter les corrections nécessaires.</w:t>
-            </w:r>
-          </w:p>
-        </w:tc>
-      </w:tr>
-      <w:tr>
-        <w:tc>
-          <w:tcPr>
-            <w:tcW w:type="dxa" w:w="964"/>
-          </w:tcPr>
-          <w:p>
-            <w:r>
-              <w:rPr>
-                <w:b/>
-                <w:i w:val="0"/>
-                <w:color w:val="EA580C"/>
-                <w:sz w:val="16"/>
-              </w:rPr>
-              <w:t>Moyenne</w:t>
-            </w:r>
-          </w:p>
-        </w:tc>
-        <w:tc>
-          <w:tcPr>
-            <w:tcW w:type="dxa" w:w="1247"/>
-          </w:tcPr>
-          <w:p>
-            <w:r>
-              <w:rPr>
-                <w:b/>
-                <w:i w:val="0"/>
-                <w:sz w:val="16"/>
-              </w:rPr>
-              <w:t>S02</w:t>
-              <w:br/>
-            </w:r>
-            <w:r>
-              <w:rPr>
-                <w:b w:val="0"/>
-                <w:i w:val="0"/>
-                <w:color w:val="64748B"/>
-                <w:sz w:val="14"/>
-              </w:rPr>
-              <w:t>Éducation</w:t>
-            </w:r>
-          </w:p>
-        </w:tc>
-        <w:tc>
-          <w:tcPr>
-            <w:tcW w:type="dxa" w:w="1531"/>
-          </w:tcPr>
-          <w:p>
-            <w:r>
-              <w:rPr>
-                <w:b/>
-                <w:i w:val="0"/>
-                <w:color w:val="16A34A"/>
-                <w:sz w:val="16"/>
-              </w:rPr>
-              <w:t>s01q25, s01q29, s01q30, s04q46, s01q00b</w:t>
-            </w:r>
-          </w:p>
-        </w:tc>
-        <w:tc>
-          <w:tcPr>
-            <w:tcW w:type="dxa" w:w="1191"/>
-          </w:tcPr>
-          <w:p>
-            <w:r>
-              <w:rPr>
-                <w:b w:val="0"/>
-                <w:i w:val="0"/>
-                <w:color w:val="64748B"/>
-                <w:sz w:val="16"/>
-              </w:rPr>
-              <w:t>GT-CQ</w:t>
-            </w:r>
-          </w:p>
-        </w:tc>
-        <w:tc>
-          <w:tcPr>
-            <w:tcW w:type="dxa" w:w="4706"/>
-          </w:tcPr>
-          <w:p>
-            <w:r>
-              <w:rPr>
-                <w:b w:val="0"/>
-                <w:i w:val="0"/>
-                <w:sz w:val="17"/>
-              </w:rPr>
               <w:t>Il manque des informations non renseignées de BAYE OMAR GAYE , prière de renseignés toutes les questions liées à BAYE OMAR GAYE .</w:t>
-            </w:r>
-          </w:p>
-        </w:tc>
-      </w:tr>
-      <w:tr>
-        <w:tc>
-          <w:tcPr>
-            <w:tcW w:type="dxa" w:w="964"/>
-          </w:tcPr>
-          <w:p>
-            <w:r>
-              <w:rPr>
-                <w:b/>
-                <w:i w:val="0"/>
-                <w:color w:val="EA580C"/>
-                <w:sz w:val="16"/>
-              </w:rPr>
-              <w:t>Moyenne</w:t>
-            </w:r>
-          </w:p>
-        </w:tc>
-        <w:tc>
-          <w:tcPr>
-            <w:tcW w:type="dxa" w:w="1247"/>
-          </w:tcPr>
-          <w:p>
-            <w:r>
-              <w:rPr>
-                <w:b/>
-                <w:i w:val="0"/>
-                <w:sz w:val="16"/>
-              </w:rPr>
-              <w:t>S02</w:t>
-              <w:br/>
-            </w:r>
-            <w:r>
-              <w:rPr>
-                <w:b w:val="0"/>
-                <w:i w:val="0"/>
-                <w:color w:val="64748B"/>
-                <w:sz w:val="14"/>
-              </w:rPr>
-              <w:t>Éducation</w:t>
-            </w:r>
-          </w:p>
-        </w:tc>
-        <w:tc>
-          <w:tcPr>
-            <w:tcW w:type="dxa" w:w="1531"/>
-          </w:tcPr>
-          <w:p>
-            <w:r>
-              <w:rPr>
-                <w:b/>
-                <w:i w:val="0"/>
-                <w:color w:val="16A34A"/>
-                <w:sz w:val="16"/>
-              </w:rPr>
-              <w:t>—</w:t>
-            </w:r>
-          </w:p>
-        </w:tc>
-        <w:tc>
-          <w:tcPr>
-            <w:tcW w:type="dxa" w:w="1191"/>
-          </w:tcPr>
-          <w:p>
-            <w:r>
-              <w:rPr>
-                <w:b w:val="0"/>
-                <w:i w:val="0"/>
-                <w:color w:val="64748B"/>
-                <w:sz w:val="16"/>
-              </w:rPr>
-              <w:t>GT-CQ</w:t>
-            </w:r>
-          </w:p>
-        </w:tc>
-        <w:tc>
-          <w:tcPr>
-            <w:tcW w:type="dxa" w:w="4706"/>
-          </w:tcPr>
-          <w:p>
-            <w:r>
-              <w:rPr>
-                <w:b w:val="0"/>
-                <w:i w:val="0"/>
-                <w:sz w:val="17"/>
-              </w:rPr>
-              <w:t>veuillez, s'il vous plait, confirmer les frais de scolarité ( 5000 FCFA) payée de IBRAHIMA DIALLO SECK avec le QG ou apporter les corrections nécessaires.</w:t>
-            </w:r>
-          </w:p>
-        </w:tc>
-      </w:tr>
-      <w:tr>
-        <w:tc>
-          <w:tcPr>
-            <w:tcW w:type="dxa" w:w="964"/>
-          </w:tcPr>
-          <w:p>
-            <w:r>
-              <w:rPr>
-                <w:b/>
-                <w:i w:val="0"/>
-                <w:color w:val="EA580C"/>
-                <w:sz w:val="16"/>
-              </w:rPr>
-              <w:t>Moyenne</w:t>
-            </w:r>
-          </w:p>
-        </w:tc>
-        <w:tc>
-          <w:tcPr>
-            <w:tcW w:type="dxa" w:w="1247"/>
-          </w:tcPr>
-          <w:p>
-            <w:r>
-              <w:rPr>
-                <w:b/>
-                <w:i w:val="0"/>
-                <w:sz w:val="16"/>
-              </w:rPr>
-              <w:t>S02</w:t>
-              <w:br/>
-            </w:r>
-            <w:r>
-              <w:rPr>
-                <w:b w:val="0"/>
-                <w:i w:val="0"/>
-                <w:color w:val="64748B"/>
-                <w:sz w:val="14"/>
-              </w:rPr>
-              <w:t>Éducation</w:t>
-            </w:r>
-          </w:p>
-        </w:tc>
-        <w:tc>
-          <w:tcPr>
-            <w:tcW w:type="dxa" w:w="1531"/>
-          </w:tcPr>
-          <w:p>
-            <w:r>
-              <w:rPr>
-                <w:b/>
-                <w:i w:val="0"/>
-                <w:color w:val="16A34A"/>
-                <w:sz w:val="16"/>
-              </w:rPr>
-              <w:t>—</w:t>
-            </w:r>
-          </w:p>
-        </w:tc>
-        <w:tc>
-          <w:tcPr>
-            <w:tcW w:type="dxa" w:w="1191"/>
-          </w:tcPr>
-          <w:p>
-            <w:r>
-              <w:rPr>
-                <w:b w:val="0"/>
-                <w:i w:val="0"/>
-                <w:color w:val="64748B"/>
-                <w:sz w:val="16"/>
-              </w:rPr>
-              <w:t>GT-CQ</w:t>
-            </w:r>
-          </w:p>
-        </w:tc>
-        <w:tc>
-          <w:tcPr>
-            <w:tcW w:type="dxa" w:w="4706"/>
-          </w:tcPr>
-          <w:p>
-            <w:r>
-              <w:rPr>
-                <w:b w:val="0"/>
-                <w:i w:val="0"/>
-                <w:sz w:val="17"/>
-              </w:rPr>
-              <w:t>veuillez, s'il vous plait, confirmer les frais de scolarité ( 1000 FCFA) payée de IBRAHIMA SECK avec le QG ou apporter les corrections nécessaires.</w:t>
-            </w:r>
-          </w:p>
-        </w:tc>
-      </w:tr>
-      <w:tr>
-        <w:tc>
-          <w:tcPr>
-            <w:tcW w:type="dxa" w:w="964"/>
-          </w:tcPr>
-          <w:p>
-            <w:r>
-              <w:rPr>
-                <w:b/>
-                <w:i w:val="0"/>
-                <w:color w:val="EA580C"/>
-                <w:sz w:val="16"/>
-              </w:rPr>
-              <w:t>Moyenne</w:t>
-            </w:r>
-          </w:p>
-        </w:tc>
-        <w:tc>
-          <w:tcPr>
-            <w:tcW w:type="dxa" w:w="1247"/>
-          </w:tcPr>
-          <w:p>
-            <w:r>
-              <w:rPr>
-                <w:b/>
-                <w:i w:val="0"/>
-                <w:sz w:val="16"/>
-              </w:rPr>
-              <w:t>S02</w:t>
-              <w:br/>
-            </w:r>
-            <w:r>
-              <w:rPr>
-                <w:b w:val="0"/>
-                <w:i w:val="0"/>
-                <w:color w:val="64748B"/>
-                <w:sz w:val="14"/>
-              </w:rPr>
-              <w:t>Éducation</w:t>
-            </w:r>
-          </w:p>
-        </w:tc>
-        <w:tc>
-          <w:tcPr>
-            <w:tcW w:type="dxa" w:w="1531"/>
-          </w:tcPr>
-          <w:p>
-            <w:r>
-              <w:rPr>
-                <w:b/>
-                <w:i w:val="0"/>
-                <w:color w:val="16A34A"/>
-                <w:sz w:val="16"/>
-              </w:rPr>
-              <w:t>—</w:t>
-            </w:r>
-          </w:p>
-        </w:tc>
-        <w:tc>
-          <w:tcPr>
-            <w:tcW w:type="dxa" w:w="1191"/>
-          </w:tcPr>
-          <w:p>
-            <w:r>
-              <w:rPr>
-                <w:b w:val="0"/>
-                <w:i w:val="0"/>
-                <w:color w:val="64748B"/>
-                <w:sz w:val="16"/>
-              </w:rPr>
-              <w:t>GT-CQ</w:t>
-            </w:r>
-          </w:p>
-        </w:tc>
-        <w:tc>
-          <w:tcPr>
-            <w:tcW w:type="dxa" w:w="4706"/>
-          </w:tcPr>
-          <w:p>
-            <w:r>
-              <w:rPr>
-                <w:b w:val="0"/>
-                <w:i w:val="0"/>
-                <w:sz w:val="17"/>
-              </w:rPr>
-              <w:t>veuillez, s'il vous plait, confirmer les frais de scolarité ( 2000 FCFA) payée de MATY GAYE avec le QG ou apporter les corrections nécessaires.</w:t>
             </w:r>
           </w:p>
         </w:tc>
